--- a/课程/机器学习/实验二/机器学习实验二报告.docx
+++ b/课程/机器学习/实验二/机器学习实验二报告.docx
@@ -232,7 +232,7 @@
           <w:i w:val="0"/>
           <w:sz w:val="21"/>
         </w:rPr>
-        <w:t>思路：老师提供的纯python代码1（纯python代码1/kmeans.py）是一个面向对象实现的 K-Means：KMeans(k_clusters, tol, max_iter, n_init) 里，_init_centers_kpp() 负责 k-means++ 初始化，_kmeans(X) 是核心算法（分配标签 → 计算重心 → 用中心位移判断收敛），predict(X) 运行 n_init 次并返回 SSE 最小那一次的簇标签，结果放在 km.centers_ 与 km.sse_ 中。也就是说，k-means++ 初始化、多次重启和收敛判据老师都已经实现了，本次改进是在此基础上补足它的不足。</w:t>
+        <w:t>思路：老师提供的纯python代码1（KMeans/纯python代码1/kmeans.py）是一个面向对象实现的 K-Means：KMeans(k_clusters, tol, max_iter, n_init) 里，_init_centers_kpp() 负责 k-means++ 初始化，_kmeans(X) 是核心算法（分配标签 → 计算重心 → 用中心位移判断收敛），predict(X) 运行 n_init 次并返回 SSE 最小那一次的簇标签，结果放在 km.centers_ 与 km.sse_ 中。也就是说，k-means++ 初始化、多次重启和收敛判据老师都已经实现了，本次改进是在此基础上补足它的不足。</w:t>
       </w:r>
     </w:p>
     <w:p>
@@ -2278,7 +2278,7 @@
           <w:rFonts w:ascii="Consolas" w:hAnsi="Consolas" w:eastAsia="宋体"/>
           <w:sz w:val="17"/>
         </w:rPr>
-        <w:t>sys.path.insert(0, os.path.join(BASE, "纯python代码1"))</w:t>
+        <w:t>sys.path.insert(0, os.path.join(BASE, "KMeans", "纯python代码1"))</w:t>
       </w:r>
     </w:p>
     <w:p>
@@ -2599,7 +2599,7 @@
           <w:i w:val="0"/>
           <w:sz w:val="21"/>
         </w:rPr>
-        <w:t>思路：种子数据集（纯python代码1/seeds_dataset.txt）来自 UCI，共 210 个样本、7 个特征（面积、周长、紧密度、籽粒长度、籽粒宽度、不对称系数、腹沟长度），对应 Kama / Rosa / Canadian 三个小麦品种，每类 70 个。K-Means 基于欧氏距离，而 7 个特征量纲不同，所以先做 z-score 标准化再聚类。本任务把老师提供的两份纯 Python 代码都用上并互相对照：第一份是面向对象写法的 KMeans（代码1），第二份是函数式写法的 kmeans_utils（代码2，包含 init_centroids / e_step / m_step 三个函数），自己写一个 20 行左右的循环把代码2 的三个函数串起来即可完成聚类。</w:t>
+        <w:t>思路：种子数据集（KMeans/纯python代码1/seeds_dataset.txt）来自 UCI，共 210 个样本、7 个特征（面积、周长、紧密度、籽粒长度、籽粒宽度、不对称系数、腹沟长度），对应 Kama / Rosa / Canadian 三个小麦品种，每类 70 个。K-Means 基于欧氏距离，而 7 个特征量纲不同，所以先做 z-score 标准化再聚类。本任务把老师提供的两份纯 Python 代码都用上并互相对照：第一份是面向对象写法的 KMeans（代码1），第二份是函数式写法的 kmeans_utils（代码2，包含 init_centroids / e_step / m_step 三个函数），自己写一个 20 行左右的循环把代码2 的三个函数串起来即可完成聚类。</w:t>
       </w:r>
     </w:p>
     <w:p>
@@ -2954,7 +2954,7 @@
           <w:rFonts w:ascii="Consolas" w:hAnsi="Consolas" w:eastAsia="宋体"/>
           <w:sz w:val="17"/>
         </w:rPr>
-        <w:t>sys.path.insert(0, os.path.join(BASE, "纯python代码1"))</w:t>
+        <w:t>sys.path.insert(0, os.path.join(BASE, "KMeans", "纯python代码1"))</w:t>
       </w:r>
     </w:p>
     <w:p>
@@ -2967,7 +2967,7 @@
           <w:rFonts w:ascii="Consolas" w:hAnsi="Consolas" w:eastAsia="宋体"/>
           <w:sz w:val="17"/>
         </w:rPr>
-        <w:t>sys.path.insert(0, os.path.join(BASE, "纯python代码2"))</w:t>
+        <w:t>sys.path.insert(0, os.path.join(BASE, "KMeans", "纯python代码2"))</w:t>
       </w:r>
     </w:p>
     <w:p>
